--- a/packages/client/static/Resume.docx
+++ b/packages/client/static/Resume.docx
@@ -193,7 +193,6 @@
               </w:rPr>
             </w:pPr>
             <w:hyperlink r:id="rId6">
-              <w:proofErr w:type="spellStart"/>
               <w:r>
                 <w:rPr>
                   <w:rFonts w:ascii="Open Sans" w:eastAsia="Open Sans" w:hAnsi="Open Sans" w:cs="Open Sans"/>
@@ -203,7 +202,6 @@
                 </w:rPr>
                 <w:t>Github</w:t>
               </w:r>
-              <w:proofErr w:type="spellEnd"/>
             </w:hyperlink>
             <w:r>
               <w:rPr>
@@ -221,25 +219,7 @@
                   <w:color w:val="1155CC"/>
                   <w:u w:val="single"/>
                 </w:rPr>
-                <w:t>Linke</w:t>
-              </w:r>
-              <w:r>
-                <w:rPr>
-                  <w:rFonts w:ascii="Open Sans" w:eastAsia="Open Sans" w:hAnsi="Open Sans" w:cs="Open Sans"/>
-                  <w:b/>
-                  <w:color w:val="1155CC"/>
-                  <w:u w:val="single"/>
-                </w:rPr>
-                <w:t>d</w:t>
-              </w:r>
-              <w:r>
-                <w:rPr>
-                  <w:rFonts w:ascii="Open Sans" w:eastAsia="Open Sans" w:hAnsi="Open Sans" w:cs="Open Sans"/>
-                  <w:b/>
-                  <w:color w:val="1155CC"/>
-                  <w:u w:val="single"/>
-                </w:rPr>
-                <w:t>In</w:t>
+                <w:t>LinkedIn</w:t>
               </w:r>
             </w:hyperlink>
           </w:p>
@@ -317,14 +297,21 @@
               <w:rPr>
                 <w:b w:val="0"/>
               </w:rPr>
-              <w:t xml:space="preserve">— </w:t>
-            </w:r>
-            <w:r>
-              <w:rPr>
-                <w:b w:val="0"/>
-                <w:i/>
-              </w:rPr>
-              <w:t>Summer Intern</w:t>
+              <w:t>—</w:t>
+            </w:r>
+            <w:r>
+              <w:rPr>
+                <w:b w:val="0"/>
+                <w:i/>
+              </w:rPr>
+              <w:t xml:space="preserve">Seasonal </w:t>
+            </w:r>
+            <w:r>
+              <w:rPr>
+                <w:b w:val="0"/>
+                <w:i/>
+              </w:rPr>
+              <w:t>Intern</w:t>
             </w:r>
           </w:p>
           <w:p>
@@ -341,7 +328,49 @@
               <w:t xml:space="preserve"> </w:t>
             </w:r>
             <w:r>
-              <w:t>August 2021</w:t>
+              <w:t>August 202</w:t>
+            </w:r>
+            <w:r>
+              <w:t>2</w:t>
+            </w:r>
+          </w:p>
+          <w:p>
+            <w:pPr>
+              <w:pStyle w:val="Heading2"/>
+              <w:rPr>
+                <w:b w:val="0"/>
+                <w:i/>
+                <w:sz w:val="24"/>
+                <w:szCs w:val="24"/>
+              </w:rPr>
+            </w:pPr>
+            <w:bookmarkStart w:id="1" w:name="_uynujfko5b1h" w:colFirst="0" w:colLast="0"/>
+            <w:bookmarkEnd w:id="1"/>
+            <w:r>
+              <w:t xml:space="preserve">Proclaim Ministry Team, </w:t>
+            </w:r>
+            <w:r>
+              <w:rPr>
+                <w:b w:val="0"/>
+              </w:rPr>
+              <w:t xml:space="preserve">250 Brent Ln, Pensacola, FL 32503 — </w:t>
+            </w:r>
+            <w:r>
+              <w:rPr>
+                <w:b w:val="0"/>
+                <w:i/>
+              </w:rPr>
+              <w:t>Alternate Tenor</w:t>
+            </w:r>
+          </w:p>
+          <w:p>
+            <w:pPr>
+              <w:pStyle w:val="Heading3"/>
+            </w:pPr>
+            <w:bookmarkStart w:id="2" w:name="_pecsg276dqb6" w:colFirst="0" w:colLast="0"/>
+            <w:bookmarkEnd w:id="2"/>
+            <w:r>
+              <w:t>January 2021 - May 2021</w:t>
             </w:r>
           </w:p>
           <w:p>
@@ -368,7 +397,7 @@
               <w:rPr>
                 <w:b w:val="0"/>
               </w:rPr>
-              <w:t xml:space="preserve">2550 St Matthews Rd NE, Orangeburg, SC 29118 — </w:t>
+              <w:t xml:space="preserve">2550 St Matthews Rd NE, Orangeburg, SC 29118 — Seasonal </w:t>
             </w:r>
             <w:r>
               <w:rPr>
@@ -381,48 +410,18 @@
           <w:p>
             <w:pPr>
               <w:pStyle w:val="Heading3"/>
-            </w:pPr>
-            <w:r>
-              <w:t>June 2021 - Present</w:t>
-            </w:r>
-          </w:p>
-          <w:p>
-            <w:pPr>
-              <w:pStyle w:val="Heading2"/>
-              <w:rPr>
-                <w:b w:val="0"/>
-                <w:i/>
-                <w:sz w:val="24"/>
-                <w:szCs w:val="24"/>
-              </w:rPr>
-            </w:pPr>
-            <w:bookmarkStart w:id="1" w:name="_uynujfko5b1h" w:colFirst="0" w:colLast="0"/>
-            <w:bookmarkEnd w:id="1"/>
-            <w:r>
-              <w:t xml:space="preserve">Proclaim Ministry Team, </w:t>
-            </w:r>
-            <w:r>
-              <w:rPr>
-                <w:b w:val="0"/>
-              </w:rPr>
-              <w:t xml:space="preserve">250 Brent Ln, Pensacola, FL 32503 — </w:t>
-            </w:r>
-            <w:r>
-              <w:rPr>
-                <w:b w:val="0"/>
-                <w:i/>
-              </w:rPr>
-              <w:t>Alternate Tenor</w:t>
-            </w:r>
-          </w:p>
-          <w:p>
-            <w:pPr>
-              <w:pStyle w:val="Heading3"/>
-            </w:pPr>
-            <w:bookmarkStart w:id="2" w:name="_pecsg276dqb6" w:colFirst="0" w:colLast="0"/>
-            <w:bookmarkEnd w:id="2"/>
-            <w:r>
-              <w:t>January 2021 - May 2021</w:t>
+              <w:pBdr>
+                <w:top w:val="nil"/>
+                <w:left w:val="nil"/>
+                <w:bottom w:val="nil"/>
+                <w:right w:val="nil"/>
+                <w:between w:val="nil"/>
+              </w:pBdr>
+            </w:pPr>
+            <w:bookmarkStart w:id="3" w:name="_n64fgzu3lwuy" w:colFirst="0" w:colLast="0"/>
+            <w:bookmarkEnd w:id="3"/>
+            <w:r>
+              <w:t>May 2018 – August 2022</w:t>
             </w:r>
           </w:p>
           <w:p>
@@ -440,10 +439,10 @@
                 <w:i/>
               </w:rPr>
             </w:pPr>
-            <w:bookmarkStart w:id="3" w:name="_rfgvkg2ifhfd" w:colFirst="0" w:colLast="0"/>
-            <w:bookmarkStart w:id="4" w:name="_wj0puh61kxsr" w:colFirst="0" w:colLast="0"/>
-            <w:bookmarkEnd w:id="3"/>
+            <w:bookmarkStart w:id="4" w:name="_rfgvkg2ifhfd" w:colFirst="0" w:colLast="0"/>
+            <w:bookmarkStart w:id="5" w:name="_wj0puh61kxsr" w:colFirst="0" w:colLast="0"/>
             <w:bookmarkEnd w:id="4"/>
+            <w:bookmarkEnd w:id="5"/>
             <w:r>
               <w:t xml:space="preserve">The Wilds, </w:t>
             </w:r>
@@ -472,61 +471,10 @@
                 <w:between w:val="nil"/>
               </w:pBdr>
             </w:pPr>
-            <w:bookmarkStart w:id="5" w:name="_8hk593fs3sag" w:colFirst="0" w:colLast="0"/>
-            <w:bookmarkEnd w:id="5"/>
+            <w:bookmarkStart w:id="6" w:name="_8hk593fs3sag" w:colFirst="0" w:colLast="0"/>
+            <w:bookmarkEnd w:id="6"/>
             <w:r>
               <w:t>June 2019 - August 2019</w:t>
-            </w:r>
-          </w:p>
-          <w:p>
-            <w:pPr>
-              <w:pStyle w:val="Heading2"/>
-              <w:pBdr>
-                <w:top w:val="nil"/>
-                <w:left w:val="nil"/>
-                <w:bottom w:val="nil"/>
-                <w:right w:val="nil"/>
-                <w:between w:val="nil"/>
-              </w:pBdr>
-              <w:rPr>
-                <w:b w:val="0"/>
-                <w:i/>
-                <w:sz w:val="24"/>
-                <w:szCs w:val="24"/>
-              </w:rPr>
-            </w:pPr>
-            <w:r>
-              <w:t xml:space="preserve">YMCA, </w:t>
-            </w:r>
-            <w:r>
-              <w:rPr>
-                <w:b w:val="0"/>
-              </w:rPr>
-              <w:t xml:space="preserve">2550 St Matthews Rd NE, Orangeburg, SC 29118 — </w:t>
-            </w:r>
-            <w:r>
-              <w:rPr>
-                <w:b w:val="0"/>
-                <w:i/>
-              </w:rPr>
-              <w:t>Lifeguard</w:t>
-            </w:r>
-          </w:p>
-          <w:p>
-            <w:pPr>
-              <w:pStyle w:val="Heading3"/>
-              <w:pBdr>
-                <w:top w:val="nil"/>
-                <w:left w:val="nil"/>
-                <w:bottom w:val="nil"/>
-                <w:right w:val="nil"/>
-                <w:between w:val="nil"/>
-              </w:pBdr>
-            </w:pPr>
-            <w:bookmarkStart w:id="6" w:name="_n64fgzu3lwuy" w:colFirst="0" w:colLast="0"/>
-            <w:bookmarkEnd w:id="6"/>
-            <w:r>
-              <w:t>May 2018 – June 2019, August 2019 - January 2021</w:t>
             </w:r>
           </w:p>
           <w:p>
@@ -747,28 +695,35 @@
                 <w:sz w:val="20"/>
                 <w:szCs w:val="20"/>
               </w:rPr>
-              <w:t xml:space="preserve"> 2024</w:t>
-            </w:r>
-          </w:p>
-          <w:p>
-            <w:pPr>
-              <w:spacing w:before="0" w:line="240" w:lineRule="auto"/>
+              <w:t xml:space="preserve"> </w:t>
+            </w:r>
+            <w:r>
               <w:rPr>
                 <w:sz w:val="20"/>
                 <w:szCs w:val="20"/>
               </w:rPr>
-            </w:pPr>
-          </w:p>
-          <w:p>
-            <w:pPr>
-              <w:pStyle w:val="Heading2"/>
-              <w:rPr>
-                <w:b w:val="0"/>
-                <w:i/>
+              <w:t>Present</w:t>
+            </w:r>
+          </w:p>
+          <w:p>
+            <w:pPr>
+              <w:spacing w:before="0" w:line="240" w:lineRule="auto"/>
+              <w:rPr>
                 <w:sz w:val="20"/>
                 <w:szCs w:val="20"/>
               </w:rPr>
             </w:pPr>
+          </w:p>
+          <w:p>
+            <w:pPr>
+              <w:pStyle w:val="Heading2"/>
+              <w:rPr>
+                <w:b w:val="0"/>
+                <w:i/>
+                <w:sz w:val="20"/>
+                <w:szCs w:val="20"/>
+              </w:rPr>
+            </w:pPr>
             <w:bookmarkStart w:id="12" w:name="_nkyjlci8oj0g" w:colFirst="0" w:colLast="0"/>
             <w:bookmarkEnd w:id="12"/>
             <w:r>
@@ -865,7 +820,14 @@
                 <w:i/>
               </w:rPr>
               <w:br/>
-              <w:t>Issued May 2020</w:t>
+              <w:t>Issued May 202</w:t>
+            </w:r>
+            <w:r>
+              <w:rPr>
+                <w:b w:val="0"/>
+                <w:i/>
+              </w:rPr>
+              <w:t>2</w:t>
             </w:r>
             <w:r>
               <w:rPr>
@@ -879,7 +841,14 @@
                 <w:b w:val="0"/>
                 <w:i/>
               </w:rPr>
-              <w:t>Expires May 2022</w:t>
+              <w:t>Expires May 202</w:t>
+            </w:r>
+            <w:r>
+              <w:rPr>
+                <w:b w:val="0"/>
+                <w:i/>
+              </w:rPr>
+              <w:t>4</w:t>
             </w:r>
           </w:p>
           <w:p>
@@ -892,7 +861,7 @@
                 <w:sz w:val="25"/>
                 <w:szCs w:val="25"/>
               </w:rPr>
-              <w:t>009CKPN</w:t>
+              <w:t>00TR68G</w:t>
             </w:r>
           </w:p>
         </w:tc>
